--- a/ss03informebimestralR.docx
+++ b/ss03informebimestralR.docx
@@ -101,17 +101,50 @@
           <w:rFonts w:cs="Arial"/>
           <w:sz w:val="24"/>
         </w:rPr>
-        <w:t>Me permito presentar a la consideración de usted, el ___________ Informe Bimestral de Actividades correspondientes al período comprendido del __________ al _________.</w:t>
-      </w:r>
-    </w:p>
-    <w:p>
-      <w:pPr>
-        <w:rPr>
-          <w:rFonts w:cs="Arial"/>
-          <w:sz w:val="16"/>
-          <w:szCs w:val="16"/>
-        </w:rPr>
-      </w:pPr>
+        <w:t xml:space="preserve">Me permito presentar a la consideración de usted, el </w:t>
+      </w:r>
+      <w:r>
+        <w:rPr>
+          <w:rFonts w:cs="Arial"/>
+          <w:sz w:val="24"/>
+        </w:rPr>
+        <w:t>Segundo</w:t>
+      </w:r>
+      <w:r>
+        <w:rPr>
+          <w:rFonts w:cs="Arial"/>
+          <w:sz w:val="24"/>
+        </w:rPr>
+        <w:t xml:space="preserve"> Informe Bimestral de Actividades correspondientes al período comprendido del </w:t>
+      </w:r>
+      <w:r>
+        <w:rPr>
+          <w:rFonts w:cs="Arial"/>
+          <w:sz w:val="24"/>
+        </w:rPr>
+        <w:t>23 de agosto de 2026</w:t>
+      </w:r>
+      <w:r>
+        <w:rPr>
+          <w:rFonts w:cs="Arial"/>
+          <w:sz w:val="24"/>
+        </w:rPr>
+        <w:t xml:space="preserve"> al </w:t>
+      </w:r>
+      <w:r>
+        <w:rPr>
+          <w:rFonts w:cs="Arial"/>
+          <w:sz w:val="24"/>
+        </w:rPr>
+        <w:t>22 de octubre de 2026</w:t>
+      </w:r>
+      <w:r>
+        <w:rPr>
+          <w:rFonts w:cs="Arial"/>
+          <w:sz w:val="24"/>
+        </w:rPr>
+        <w:t>.</w:t>
+      </w:r>
     </w:p>
     <w:tbl>
       <w:tblPr>
@@ -167,7 +200,15 @@
                 <w:b w:val="0"/>
                 <w:sz w:val="22"/>
               </w:rPr>
-              <w:t>Nombre de la dependencia: _____________________________________________________________</w:t>
+              <w:t xml:space="preserve">Nombre de la dependencia: </w:t>
+            </w:r>
+            <w:r>
+              <w:rPr>
+                <w:snapToGrid w:val="0"/>
+                <w:sz w:val="22"/>
+                <w:szCs w:val="22"/>
+              </w:rPr>
+              <w:t>Banco de México</w:t>
             </w:r>
           </w:p>
           <w:p>
@@ -184,7 +225,15 @@
                 <w:b w:val="0"/>
                 <w:sz w:val="22"/>
               </w:rPr>
-              <w:t>Nombre del programa: _________________________________________________________________</w:t>
+              <w:t xml:space="preserve">Nombre del programa: </w:t>
+            </w:r>
+            <w:r>
+              <w:rPr>
+                <w:rStyle w:val="Fuerte"/>
+                <w:b w:val="0"/>
+                <w:sz w:val="22"/>
+              </w:rPr>
+              <w:t>Apoyo a las unidades administrativas adscritas a la Dirección General de Sistemas de Pagos e Infraestructuras de Mercados.</w:t>
             </w:r>
           </w:p>
           <w:p>
@@ -212,7 +261,7 @@
                 <w:b w:val="0"/>
                 <w:sz w:val="22"/>
               </w:rPr>
-              <w:t>: ___ - ___ / ___- ____</w:t>
+              <w:t xml:space="preserve">: </w:t>
             </w:r>
             <w:r>
               <w:rPr>
@@ -220,8 +269,56 @@
                 <w:b w:val="0"/>
                 <w:sz w:val="22"/>
               </w:rPr>
+              <w:t>SS-2026-7/1-2173</w:t>
+            </w:r>
+            <w:r>
+              <w:rPr>
+                <w:rStyle w:val="Fuerte"/>
+                <w:b w:val="0"/>
+                <w:sz w:val="22"/>
+              </w:rPr>
               <w:tab/>
-              <w:t>Fecha de Inicio:  día/mes/año</w:t>
+              <w:t xml:space="preserve">Fecha de Inicio:  </w:t>
+            </w:r>
+            <w:r>
+              <w:rPr>
+                <w:rStyle w:val="Fuerte"/>
+                <w:b w:val="0"/>
+                <w:sz w:val="22"/>
+              </w:rPr>
+              <w:t>23</w:t>
+            </w:r>
+            <w:r>
+              <w:rPr>
+                <w:rStyle w:val="Fuerte"/>
+                <w:b w:val="0"/>
+                <w:sz w:val="22"/>
+              </w:rPr>
+              <w:t>/</w:t>
+            </w:r>
+            <w:r>
+              <w:rPr>
+                <w:rStyle w:val="Fuerte"/>
+                <w:b w:val="0"/>
+                <w:sz w:val="22"/>
+              </w:rPr>
+              <w:t>junio</w:t>
+            </w:r>
+            <w:r>
+              <w:rPr>
+                <w:rStyle w:val="Fuerte"/>
+                <w:b w:val="0"/>
+                <w:sz w:val="22"/>
+              </w:rPr>
+              <w:t>/</w:t>
+            </w:r>
+            <w:r>
+              <w:rPr>
+                <w:rStyle w:val="Fuerte"/>
+                <w:b w:val="0"/>
+                <w:sz w:val="22"/>
+              </w:rPr>
+              <w:t>2026</w:t>
             </w:r>
           </w:p>
         </w:tc>
@@ -3366,17 +3463,7 @@
   <w:p>
     <w:pPr>
       <w:spacing w:line="312" w:lineRule="auto"/>
-      <w:rPr>
-        <w:rFonts w:cs="Arial"/>
-        <w:sz w:val="24"/>
-      </w:rPr>
-    </w:pPr>
-  </w:p>
-  <w:p>
-    <w:pPr>
-      <w:spacing w:line="312" w:lineRule="auto"/>
-      <w:ind w:left="284" w:hanging="284"/>
-      <w:jc w:val="right"/>
+      <w:ind w:left="4956" w:firstLine="708"/>
       <w:rPr>
         <w:rFonts w:cs="Arial"/>
         <w:sz w:val="22"/>
@@ -3389,7 +3476,47 @@
         <w:sz w:val="22"/>
         <w:szCs w:val="22"/>
       </w:rPr>
-      <w:t>Ciudad de México, a ________ de ________ de 20_ _</w:t>
+      <w:t xml:space="preserve">Ciudad de México, a </w:t>
+    </w:r>
+    <w:r>
+      <w:rPr>
+        <w:rFonts w:cs="Arial"/>
+        <w:sz w:val="22"/>
+        <w:szCs w:val="22"/>
+      </w:rPr>
+      <w:t>22</w:t>
+    </w:r>
+    <w:r>
+      <w:rPr>
+        <w:rFonts w:cs="Arial"/>
+        <w:sz w:val="22"/>
+        <w:szCs w:val="22"/>
+      </w:rPr>
+      <w:t xml:space="preserve"> de </w:t>
+    </w:r>
+    <w:r>
+      <w:rPr>
+        <w:rFonts w:cs="Arial"/>
+        <w:sz w:val="22"/>
+        <w:szCs w:val="22"/>
+      </w:rPr>
+      <w:t>octubre</w:t>
+    </w:r>
+    <w:r>
+      <w:rPr>
+        <w:rFonts w:cs="Arial"/>
+        <w:sz w:val="22"/>
+        <w:szCs w:val="22"/>
+      </w:rPr>
+      <w:t xml:space="preserve"> de 20</w:t>
+    </w:r>
+    <w:r>
+      <w:rPr>
+        <w:rFonts w:cs="Arial"/>
+        <w:sz w:val="22"/>
+        <w:szCs w:val="22"/>
+      </w:rPr>
+      <w:t>26</w:t>
     </w:r>
   </w:p>
   <w:p>
@@ -3418,12 +3545,6 @@
       <w:gridCol w:w="4657"/>
     </w:tblGrid>
     <w:tr>
-      <w:tblPrEx>
-        <w:tblCellMar>
-          <w:top w:w="0" w:type="dxa"/>
-          <w:bottom w:w="0" w:type="dxa"/>
-        </w:tblCellMar>
-      </w:tblPrEx>
       <w:tc>
         <w:tcPr>
           <w:tcW w:w="4606" w:type="dxa"/>
@@ -3596,13 +3717,23 @@
         <w:szCs w:val="22"/>
       </w:rPr>
     </w:pPr>
+    <w:proofErr w:type="spellStart"/>
     <w:r>
       <w:rPr>
         <w:rFonts w:cs="Arial"/>
         <w:sz w:val="22"/>
         <w:szCs w:val="22"/>
       </w:rPr>
-      <w:t>c.c.p.- El alumno</w:t>
+      <w:t>c.c.p</w:t>
+    </w:r>
+    <w:proofErr w:type="spellEnd"/>
+    <w:r>
+      <w:rPr>
+        <w:rFonts w:cs="Arial"/>
+        <w:sz w:val="22"/>
+        <w:szCs w:val="22"/>
+      </w:rPr>
+      <w:t>.- El alumno</w:t>
     </w:r>
     <w:r>
       <w:rPr>
@@ -3716,7 +3847,7 @@
         </mc:Choice>
         <mc:Fallback>
           <w:pict>
-            <v:line w14:anchorId="611CBA4E" id="Conector recto 2" o:spid="_x0000_s1026" style="position:absolute;z-index:251657728;visibility:visible;mso-wrap-style:square;mso-width-percent:0;mso-height-percent:0;mso-wrap-distance-left:9pt;mso-wrap-distance-top:-3e-5mm;mso-wrap-distance-right:9pt;mso-wrap-distance-bottom:-3e-5mm;mso-position-horizontal:absolute;mso-position-horizontal-relative:text;mso-position-vertical:absolute;mso-position-vertical-relative:text;mso-width-percent:0;mso-height-percent:0;mso-width-relative:page;mso-height-relative:page" from="-.35pt,7.65pt" to="502.4pt,7.65pt" o:gfxdata="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" strokecolor="#5b9bd5" strokeweight="2pt">
+            <v:line w14:anchorId="098200DA" id="Conector recto 2" o:spid="_x0000_s1026" style="position:absolute;z-index:251657728;visibility:visible;mso-wrap-style:square;mso-width-percent:0;mso-height-percent:0;mso-wrap-distance-left:9pt;mso-wrap-distance-top:-3e-5mm;mso-wrap-distance-right:9pt;mso-wrap-distance-bottom:-3e-5mm;mso-position-horizontal:absolute;mso-position-horizontal-relative:text;mso-position-vertical:absolute;mso-position-vertical-relative:text;mso-width-percent:0;mso-height-percent:0;mso-width-relative:page;mso-height-relative:page" from="-.35pt,7.65pt" to="502.4pt,7.65pt" o:gfxdata="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" strokecolor="#5b9bd5" strokeweight="2pt">
               <v:stroke linestyle="thinThin" joinstyle="miter"/>
               <o:lock v:ext="edit" shapetype="f"/>
             </v:line>
@@ -3854,7 +3985,10 @@
       <w:jc w:val="right"/>
     </w:pPr>
     <w:r>
-      <w:t>Número de registro: _______________</w:t>
+      <w:t xml:space="preserve">Número de registro: </w:t>
+    </w:r>
+    <w:r>
+      <w:t>202606-038</w:t>
     </w:r>
   </w:p>
   <w:p>
@@ -4762,6 +4896,7 @@
   <w:style w:type="character" w:default="1" w:styleId="Fuentedeprrafopredeter">
     <w:name w:val="Default Paragraph Font"/>
     <w:uiPriority w:val="1"/>
+    <w:semiHidden/>
     <w:unhideWhenUsed/>
   </w:style>
   <w:style w:type="table" w:default="1" w:styleId="Tablanormal">
@@ -5277,6 +5412,21 @@
 </file>
 
 <file path=customXml/item1.xml><?xml version="1.0" encoding="utf-8"?>
+<p:properties xmlns:p="http://schemas.microsoft.com/office/2006/metadata/properties" xmlns:xsi="http://www.w3.org/2001/XMLSchema-instance" xmlns:pc="http://schemas.microsoft.com/office/infopath/2007/PartnerControls">
+  <documentManagement/>
+</p:properties>
+</file>
+
+<file path=customXml/item2.xml><?xml version="1.0" encoding="utf-8"?>
+<?mso-contentType ?>
+<FormTemplates xmlns="http://schemas.microsoft.com/sharepoint/v3/contenttype/forms">
+  <Display>DocumentLibraryForm</Display>
+  <Edit>DocumentLibraryForm</Edit>
+  <New>DocumentLibraryForm</New>
+</FormTemplates>
+</file>
+
+<file path=customXml/item3.xml><?xml version="1.0" encoding="utf-8"?>
 <ct:contentTypeSchema xmlns:ct="http://schemas.microsoft.com/office/2006/metadata/contentType" xmlns:ma="http://schemas.microsoft.com/office/2006/metadata/properties/metaAttributes" ct:_="" ma:_="" ma:contentTypeName="Document" ma:contentTypeID="0x010100E27DA0A22A9EA6418A19294EF259B9B4" ma:contentTypeVersion="4" ma:contentTypeDescription="Create a new document." ma:contentTypeScope="" ma:versionID="03806fcf233721948199d1ec184a14e0">
   <xsd:schema xmlns:xsd="http://www.w3.org/2001/XMLSchema" xmlns:xs="http://www.w3.org/2001/XMLSchema" xmlns:p="http://schemas.microsoft.com/office/2006/metadata/properties" xmlns:ns3="07a93b59-a6d0-4ee5-b42e-b579a2a8bc77" targetNamespace="http://schemas.microsoft.com/office/2006/metadata/properties" ma:root="true" ma:fieldsID="789af1081af68bfdad3fa537eb25554e" ns3:_="">
     <xsd:import namespace="07a93b59-a6d0-4ee5-b42e-b579a2a8bc77"/>
@@ -5420,22 +5570,24 @@
 </ct:contentTypeSchema>
 </file>
 
-<file path=customXml/item2.xml><?xml version="1.0" encoding="utf-8"?>
-<?mso-contentType ?>
-<FormTemplates xmlns="http://schemas.microsoft.com/sharepoint/v3/contenttype/forms">
-  <Display>DocumentLibraryForm</Display>
-  <Edit>DocumentLibraryForm</Edit>
-  <New>DocumentLibraryForm</New>
-</FormTemplates>
+<file path=customXml/itemProps1.xml><?xml version="1.0" encoding="utf-8"?>
+<ds:datastoreItem xmlns:ds="http://schemas.openxmlformats.org/officeDocument/2006/customXml" ds:itemID="{834E7F4D-B6B7-4C6E-A182-D31F1240A845}">
+  <ds:schemaRefs>
+    <ds:schemaRef ds:uri="http://schemas.microsoft.com/office/2006/metadata/properties"/>
+    <ds:schemaRef ds:uri="http://schemas.microsoft.com/office/infopath/2007/PartnerControls"/>
+  </ds:schemaRefs>
+</ds:datastoreItem>
 </file>
 
-<file path=customXml/item3.xml><?xml version="1.0" encoding="utf-8"?>
-<p:properties xmlns:p="http://schemas.microsoft.com/office/2006/metadata/properties" xmlns:xsi="http://www.w3.org/2001/XMLSchema-instance" xmlns:pc="http://schemas.microsoft.com/office/infopath/2007/PartnerControls">
-  <documentManagement/>
-</p:properties>
+<file path=customXml/itemProps2.xml><?xml version="1.0" encoding="utf-8"?>
+<ds:datastoreItem xmlns:ds="http://schemas.openxmlformats.org/officeDocument/2006/customXml" ds:itemID="{D5E2AB35-CFC7-4189-8787-97A0138BF476}">
+  <ds:schemaRefs>
+    <ds:schemaRef ds:uri="http://schemas.microsoft.com/sharepoint/v3/contenttype/forms"/>
+  </ds:schemaRefs>
+</ds:datastoreItem>
 </file>
 
-<file path=customXml/itemProps1.xml><?xml version="1.0" encoding="utf-8"?>
+<file path=customXml/itemProps3.xml><?xml version="1.0" encoding="utf-8"?>
 <ds:datastoreItem xmlns:ds="http://schemas.openxmlformats.org/officeDocument/2006/customXml" ds:itemID="{E255E733-C7A9-43E6-895A-44BD6BE7363B}">
   <ds:schemaRefs>
     <ds:schemaRef ds:uri="http://schemas.microsoft.com/office/2006/metadata/contentType"/>
@@ -5451,21 +5603,4 @@
     <ds:schemaRef ds:uri="http://schemas.microsoft.com/internal/obd"/>
   </ds:schemaRefs>
 </ds:datastoreItem>
-</file>
-
-<file path=customXml/itemProps2.xml><?xml version="1.0" encoding="utf-8"?>
-<ds:datastoreItem xmlns:ds="http://schemas.openxmlformats.org/officeDocument/2006/customXml" ds:itemID="{D5E2AB35-CFC7-4189-8787-97A0138BF476}">
-  <ds:schemaRefs>
-    <ds:schemaRef ds:uri="http://schemas.microsoft.com/sharepoint/v3/contenttype/forms"/>
-  </ds:schemaRefs>
-</ds:datastoreItem>
-</file>
-
-<file path=customXml/itemProps3.xml><?xml version="1.0" encoding="utf-8"?>
-<ds:datastoreItem xmlns:ds="http://schemas.openxmlformats.org/officeDocument/2006/customXml" ds:itemID="{834E7F4D-B6B7-4C6E-A182-D31F1240A845}">
-  <ds:schemaRefs>
-    <ds:schemaRef ds:uri="http://schemas.microsoft.com/office/2006/metadata/properties"/>
-    <ds:schemaRef ds:uri="http://schemas.microsoft.com/office/infopath/2007/PartnerControls"/>
-  </ds:schemaRefs>
-</ds:datastoreItem>
 </file>